--- a/TOC-output/Device Upgrade Automation with Claude/Research/Device Upgrade Automation with Claude - Research and Content Plan.docx
+++ b/TOC-output/Device Upgrade Automation with Claude/Research/Device Upgrade Automation with Claude - Research and Content Plan.docx
@@ -136,7 +136,7 @@
           </w:tcPr>
           <w:p>
             <w:r>
-              <w:t>Fold the client's separate Cisco ACI use case into a dedicated module</w:t>
+              <w:t>Include one Cisco ACI module in a multi-vendor course</w:t>
             </w:r>
           </w:p>
         </w:tc>
@@ -146,7 +146,7 @@
           </w:tcPr>
           <w:p>
             <w:r>
-              <w:t>Use case 10 asks for ACI upgrades 'as per process suggested by Cisco'; the module follows Cisco's pre-upgrade checklist and validator [20][21] rather than inventing a process.</w:t>
+              <w:t>Use case 10 asks for ACI upgrades 'as per process suggested by Cisco' and has its own dedicated course; here one module shows how ACI fits the same lifecycle, following Cisco's pre-upgrade checklist and validator [20][21] rather than inventing a process, and leaves depth to the dedicated ACI course.</w:t>
             </w:r>
           </w:p>
         </w:tc>
